--- a/projects/valuepickr-open-screen/docs/Unimech Aerospace and Manufacturing Ltd.docx
+++ b/projects/valuepickr-open-screen/docs/Unimech Aerospace and Manufacturing Ltd.docx
@@ -2972,6 +2972,187 @@
           <w:szCs w:val="18"/>
         </w:rPr>
         <w:t xml:space="preserve">This is independent research and analysis for informational purposes only, not personalized financial or investment advice. Past multi-bagger performance and forum/social sentiment are not indicators of future returns. Do your own due diligence before investing.</w:t>
+      </w:r>
+    </w:p>
+    <w:p/>
+    <w:p>
+      <w:r>
+        <w:rPr>
+          <w:b/>
+          <w:sz w:val="28"/>
+        </w:rPr>
+        <w:t>🔄 RESEARCH UPDATE - 2026-10-05</w:t>
+      </w:r>
+    </w:p>
+    <w:p>
+      <w:r>
+        <w:rPr>
+          <w:b/>
+        </w:rPr>
+        <w:t>📊 Key Metrics:</w:t>
+      </w:r>
+    </w:p>
+    <w:p>
+      <w:pPr>
+        <w:ind w:left="360"/>
+      </w:pPr>
+      <w:r>
+        <w:t xml:space="preserve">  • Company: Unimech Aerospace and Manufacturing Ltd</w:t>
+      </w:r>
+    </w:p>
+    <w:p>
+      <w:pPr>
+        <w:ind w:left="360"/>
+      </w:pPr>
+      <w:r>
+        <w:t xml:space="preserve">  • Conviction: Medium</w:t>
+      </w:r>
+    </w:p>
+    <w:p>
+      <w:pPr>
+        <w:ind w:left="360"/>
+      </w:pPr>
+      <w:r>
+        <w:t xml:space="preserve">  • Thesis: neither</w:t>
+      </w:r>
+    </w:p>
+    <w:p>
+      <w:pPr>
+        <w:ind w:left="360"/>
+      </w:pPr>
+      <w:r>
+        <w:t xml:space="preserve">  • 4-Box Score: 2.0</w:t>
+      </w:r>
+    </w:p>
+    <w:p>
+      <w:pPr>
+        <w:ind w:left="360"/>
+      </w:pPr>
+      <w:r>
+        <w:t xml:space="preserve">  • Research Date: 2026-09-01</w:t>
+      </w:r>
+    </w:p>
+    <w:p>
+      <w:pPr>
+        <w:ind w:left="360"/>
+      </w:pPr>
+      <w:r>
+        <w:t xml:space="preserve">  • Red Flag: None</w:t>
+      </w:r>
+    </w:p>
+    <w:p/>
+    <w:p>
+      <w:r>
+        <w:rPr>
+          <w:b/>
+        </w:rPr>
+        <w:t>📝 Verdict:</w:t>
+      </w:r>
+    </w:p>
+    <w:p>
+      <w:pPr>
+        <w:ind w:left="360"/>
+      </w:pPr>
+      <w:r>
+        <w:t>Real niche and a genuinely large new order book, but priced at ~104x with FY26 earnings down, returns compressed, profit partly treasury-fed, and dilution pending</w:t>
+      </w:r>
+    </w:p>
+    <w:p/>
+    <w:p>
+      <w:r>
+        <w:rPr>
+          <w:b/>
+        </w:rPr>
+        <w:t>📈 Bull Case:</w:t>
+      </w:r>
+    </w:p>
+    <w:p>
+      <w:pPr>
+        <w:ind w:left="360"/>
+      </w:pPr>
+      <w:r>
+        <w:t>Genuine niche with qualification moats - precision aero-engine tooling / jigs / fixtures for global OEMs, 65% gross margin, 36% EBITDA margin; import-substitution tailwind</w:t>
+      </w:r>
+    </w:p>
+    <w:p>
+      <w:pPr>
+        <w:ind w:left="360"/>
+      </w:pPr>
+      <w:r>
+        <w:t>Large new growth vector: Rs 887 Cr cumulative nuclear-sector order wins (~3x current annual revenue), execution from H2FY27; plus a 5-year USD 7.5M FACC Austria supply agreement</w:t>
+      </w:r>
+    </w:p>
+    <w:p>
+      <w:pPr>
+        <w:ind w:left="360"/>
+      </w:pPr>
+      <w:r>
+        <w:t>Only 58% capacity utilisation - substantial operating-leverage headroom before fresh capex is needed for the core business</w:t>
+      </w:r>
+    </w:p>
+    <w:p>
+      <w:pPr>
+        <w:ind w:left="360"/>
+      </w:pPr>
+      <w:r>
+        <w:t>Optionality from the 51:49 Saudi (Dammam) machining JV for Middle-East energy/utility, and the Hobel Bellows acquisition (AS9100 target Q4FY27, 15-20% growth)</w:t>
+      </w:r>
+    </w:p>
+    <w:p>
+      <w:pPr>
+        <w:ind w:left="360"/>
+      </w:pPr>
+      <w:r>
+        <w:t>Very high promoter holding (79.8%) - strong alignment (though it must come down to &lt;=75%)</w:t>
+      </w:r>
+    </w:p>
+    <w:p/>
+    <w:p>
+      <w:r>
+        <w:rPr>
+          <w:b/>
+        </w:rPr>
+        <w:t>📉 Bear Case:</w:t>
+      </w:r>
+    </w:p>
+    <w:p>
+      <w:pPr>
+        <w:ind w:left="360"/>
+      </w:pPr>
+      <w:r>
+        <w:t>Valuation is extreme - ~104x trailing P/E, ~10x book - on a Rs 285 Cr revenue base; any multiple de-rating would hurt badly</w:t>
+      </w:r>
+    </w:p>
+    <w:p>
+      <w:pPr>
+        <w:ind w:left="360"/>
+      </w:pPr>
+      <w:r>
+        <w:t>FY26 was a down year: revenue -1%, EBITDA -18%, PAT ~Rs 63 Cr vs Rs 83.5 Cr; ROCE compressed to ~11%, latest ROE ~8% - the 'excellent fundamentals' framing is stale</w:t>
+      </w:r>
+    </w:p>
+    <w:p>
+      <w:pPr>
+        <w:ind w:left="360"/>
+      </w:pPr>
+      <w:r>
+        <w:t>TTM reported profit is padded by ~Rs 43 Cr of other/treasury income (IPO proceeds); other income fell to Rs 7 Cr in Q1 from Rs 15 Cr - underlying operating earnings are lower and this tailwind fades</w:t>
+      </w:r>
+    </w:p>
+    <w:p>
+      <w:pPr>
+        <w:ind w:left="360"/>
+      </w:pPr>
+      <w:r>
+        <w:t>Supply/dilution overhang: up to Rs 750 Cr QIP approved and promoter must sell down from 79.8% to &lt;=75% within 18 months</w:t>
+      </w:r>
+    </w:p>
+    <w:p>
+      <w:pPr>
+        <w:ind w:left="360"/>
+      </w:pPr>
+      <w:r>
+        <w:t>Lumpy execution (Q3FY26 was near-zero: Rs 34 Cr revenue, Rs 2 Cr PAT); working-capital days rising to 160+, gross debt guided to double by FY27 - a cash-hungry ramp</w:t>
       </w:r>
     </w:p>
     <w:sectPr>
